--- a/public/Missing Biometric Log Form.docx
+++ b/public/Missing Biometric Log Form.docx
@@ -74,7 +74,7 @@
     <w:tbl>
       <w:tblPr>
         <w:tblW w:w="10443" w:type="dxa"/>
-        <w:jc w:val="center"/>
+        <w:tblInd w:w="732" w:type="dxa"/>
         <w:tblBorders>
           <w:top w:val="single" w:sz="4" w:space="0" w:color="000000"/>
           <w:left w:val="single" w:sz="4" w:space="0" w:color="000000"/>
@@ -91,42 +91,41 @@
         <w:tblLook w:val="01E0" w:firstRow="1" w:lastRow="1" w:firstColumn="1" w:lastColumn="1" w:noHBand="0" w:noVBand="0"/>
       </w:tblPr>
       <w:tblGrid>
-        <w:gridCol w:w="1740"/>
-        <w:gridCol w:w="52"/>
+        <w:gridCol w:w="1739"/>
+        <w:gridCol w:w="53"/>
         <w:gridCol w:w="997"/>
         <w:gridCol w:w="51"/>
         <w:gridCol w:w="296"/>
         <w:gridCol w:w="237"/>
-        <w:gridCol w:w="46"/>
+        <w:gridCol w:w="45"/>
         <w:gridCol w:w="62"/>
-        <w:gridCol w:w="407"/>
+        <w:gridCol w:w="408"/>
         <w:gridCol w:w="148"/>
         <w:gridCol w:w="127"/>
         <w:gridCol w:w="773"/>
         <w:gridCol w:w="193"/>
-        <w:gridCol w:w="83"/>
+        <w:gridCol w:w="82"/>
         <w:gridCol w:w="9"/>
-        <w:gridCol w:w="522"/>
+        <w:gridCol w:w="523"/>
         <w:gridCol w:w="334"/>
         <w:gridCol w:w="181"/>
         <w:gridCol w:w="275"/>
-        <w:gridCol w:w="429"/>
-        <w:gridCol w:w="256"/>
+        <w:gridCol w:w="428"/>
+        <w:gridCol w:w="257"/>
         <w:gridCol w:w="104"/>
-        <w:gridCol w:w="258"/>
-        <w:gridCol w:w="532"/>
-        <w:gridCol w:w="590"/>
-        <w:gridCol w:w="201"/>
-        <w:gridCol w:w="1540"/>
+        <w:gridCol w:w="51"/>
+        <w:gridCol w:w="739"/>
+        <w:gridCol w:w="589"/>
+        <w:gridCol w:w="112"/>
+        <w:gridCol w:w="1630"/>
       </w:tblGrid>
       <w:tr>
         <w:trPr>
           <w:trHeight w:val="292"/>
-          <w:jc w:val="center"/>
         </w:trPr>
         <w:tc>
           <w:tcPr>
-            <w:tcW w:w="5212" w:type="dxa"/>
+            <w:tcW w:w="5211" w:type="dxa"/>
             <w:gridSpan w:val="14"/>
             <w:shd w:val="clear" w:color="auto" w:fill="561B2F"/>
           </w:tcPr>
@@ -180,7 +179,7 @@
         </w:tc>
         <w:tc>
           <w:tcPr>
-            <w:tcW w:w="5231" w:type="dxa"/>
+            <w:tcW w:w="5232" w:type="dxa"/>
             <w:gridSpan w:val="13"/>
             <w:shd w:val="clear" w:color="auto" w:fill="561B2F"/>
           </w:tcPr>
@@ -213,7 +212,6 @@
       <w:tr>
         <w:trPr>
           <w:trHeight w:val="360"/>
-          <w:jc w:val="center"/>
         </w:trPr>
         <w:tc>
           <w:tcPr>
@@ -224,7 +222,7 @@
           <w:p>
             <w:pPr>
               <w:pStyle w:val="NoSpacing"/>
-              <w:ind w:left="178"/>
+              <w:jc w:val="center"/>
               <w:rPr>
                 <w:rStyle w:val="Strong"/>
                 <w:rFonts w:ascii="Montserrat" w:hAnsi="Montserrat" w:cs="Readex Pro Light"/>
@@ -245,28 +243,40 @@
               </w:rPr>
               <w:t>Employee ID</w:t>
             </w:r>
-          </w:p>
-        </w:tc>
-        <w:tc>
-          <w:tcPr>
-            <w:tcW w:w="7111" w:type="dxa"/>
+            <w:r>
+              <w:rPr>
+                <w:rStyle w:val="Strong"/>
+                <w:rFonts w:ascii="Montserrat" w:hAnsi="Montserrat" w:cs="Readex Pro Light"/>
+                <w:b w:val="0"/>
+                <w:bCs w:val="0"/>
+                <w:sz w:val="16"/>
+                <w:szCs w:val="16"/>
+              </w:rPr>
+              <w:t>:</w:t>
+            </w:r>
+          </w:p>
+        </w:tc>
+        <w:tc>
+          <w:tcPr>
+            <w:tcW w:w="7021" w:type="dxa"/>
             <w:gridSpan w:val="24"/>
             <w:vAlign w:val="center"/>
           </w:tcPr>
           <w:p>
             <w:pPr>
               <w:pStyle w:val="TableParagraph"/>
-              <w:rPr>
-                <w:rFonts w:ascii="Montserrat" w:hAnsi="Montserrat" w:cs="Readex Pro Light"/>
-                <w:sz w:val="16"/>
-                <w:szCs w:val="16"/>
-              </w:rPr>
-            </w:pPr>
-          </w:p>
-        </w:tc>
-        <w:tc>
-          <w:tcPr>
-            <w:tcW w:w="1540" w:type="dxa"/>
+              <w:jc w:val="center"/>
+              <w:rPr>
+                <w:rFonts w:ascii="Montserrat" w:hAnsi="Montserrat" w:cs="Readex Pro Light"/>
+                <w:sz w:val="16"/>
+                <w:szCs w:val="16"/>
+              </w:rPr>
+            </w:pPr>
+          </w:p>
+        </w:tc>
+        <w:tc>
+          <w:tcPr>
+            <w:tcW w:w="1630" w:type="dxa"/>
             <w:vAlign w:val="center"/>
           </w:tcPr>
           <w:p>
@@ -274,7 +284,7 @@
               <w:pStyle w:val="TableParagraph"/>
               <w:bidi/>
               <w:spacing w:before="1"/>
-              <w:ind w:left="444"/>
+              <w:jc w:val="center"/>
               <w:rPr>
                 <w:rFonts w:ascii="Montserrat" w:hAnsi="Montserrat" w:cs="Readex Pro Light"/>
                 <w:w w:val="84"/>
@@ -294,6 +304,16 @@
                 <w:lang w:bidi="ar-LY"/>
               </w:rPr>
               <w:t>رمز الموظف</w:t>
+            </w:r>
+            <w:r>
+              <w:rPr>
+                <w:rFonts w:ascii="Montserrat" w:hAnsi="Montserrat" w:cs="Readex Pro Light"/>
+                <w:w w:val="84"/>
+                <w:sz w:val="16"/>
+                <w:szCs w:val="16"/>
+                <w:lang w:bidi="ar-LY"/>
+              </w:rPr>
+              <w:t>:</w:t>
             </w:r>
           </w:p>
         </w:tc>
@@ -301,7 +321,6 @@
       <w:tr>
         <w:trPr>
           <w:trHeight w:val="360"/>
-          <w:jc w:val="center"/>
         </w:trPr>
         <w:tc>
           <w:tcPr>
@@ -312,7 +331,7 @@
           <w:p>
             <w:pPr>
               <w:pStyle w:val="NoSpacing"/>
-              <w:ind w:left="178"/>
+              <w:jc w:val="center"/>
               <w:rPr>
                 <w:rStyle w:val="Strong"/>
                 <w:rFonts w:ascii="Montserrat" w:hAnsi="Montserrat" w:cs="Readex Pro Light"/>
@@ -333,28 +352,40 @@
               </w:rPr>
               <w:t>Employee Name</w:t>
             </w:r>
-          </w:p>
-        </w:tc>
-        <w:tc>
-          <w:tcPr>
-            <w:tcW w:w="7111" w:type="dxa"/>
+            <w:r>
+              <w:rPr>
+                <w:rStyle w:val="Strong"/>
+                <w:rFonts w:ascii="Montserrat" w:hAnsi="Montserrat" w:cs="Readex Pro Light"/>
+                <w:b w:val="0"/>
+                <w:bCs w:val="0"/>
+                <w:sz w:val="16"/>
+                <w:szCs w:val="16"/>
+              </w:rPr>
+              <w:t>:</w:t>
+            </w:r>
+          </w:p>
+        </w:tc>
+        <w:tc>
+          <w:tcPr>
+            <w:tcW w:w="7021" w:type="dxa"/>
             <w:gridSpan w:val="24"/>
             <w:vAlign w:val="center"/>
           </w:tcPr>
           <w:p>
             <w:pPr>
               <w:pStyle w:val="TableParagraph"/>
-              <w:rPr>
-                <w:rFonts w:ascii="Montserrat" w:hAnsi="Montserrat" w:cs="Readex Pro Light"/>
-                <w:sz w:val="16"/>
-                <w:szCs w:val="16"/>
-              </w:rPr>
-            </w:pPr>
-          </w:p>
-        </w:tc>
-        <w:tc>
-          <w:tcPr>
-            <w:tcW w:w="1540" w:type="dxa"/>
+              <w:jc w:val="center"/>
+              <w:rPr>
+                <w:rFonts w:ascii="Montserrat" w:hAnsi="Montserrat" w:cs="Readex Pro Light"/>
+                <w:sz w:val="16"/>
+                <w:szCs w:val="16"/>
+              </w:rPr>
+            </w:pPr>
+          </w:p>
+        </w:tc>
+        <w:tc>
+          <w:tcPr>
+            <w:tcW w:w="1630" w:type="dxa"/>
             <w:vAlign w:val="center"/>
           </w:tcPr>
           <w:p>
@@ -362,7 +393,7 @@
               <w:pStyle w:val="TableParagraph"/>
               <w:bidi/>
               <w:spacing w:before="1"/>
-              <w:ind w:left="444"/>
+              <w:jc w:val="center"/>
               <w:rPr>
                 <w:rFonts w:ascii="Montserrat" w:hAnsi="Montserrat" w:cs="Readex Pro Light"/>
                 <w:sz w:val="16"/>
@@ -398,6 +429,15 @@
                 <w:rtl/>
               </w:rPr>
               <w:t>الموظف</w:t>
+            </w:r>
+            <w:r>
+              <w:rPr>
+                <w:rFonts w:ascii="Montserrat" w:hAnsi="Montserrat" w:cs="Readex Pro Light"/>
+                <w:w w:val="84"/>
+                <w:sz w:val="16"/>
+                <w:szCs w:val="16"/>
+              </w:rPr>
+              <w:t>:</w:t>
             </w:r>
           </w:p>
         </w:tc>
@@ -405,7 +445,6 @@
       <w:tr>
         <w:trPr>
           <w:trHeight w:val="360"/>
-          <w:jc w:val="center"/>
         </w:trPr>
         <w:tc>
           <w:tcPr>
@@ -416,7 +455,7 @@
           <w:p>
             <w:pPr>
               <w:pStyle w:val="NoSpacing"/>
-              <w:ind w:left="178"/>
+              <w:jc w:val="center"/>
               <w:rPr>
                 <w:rStyle w:val="Strong"/>
                 <w:rFonts w:ascii="Montserrat" w:hAnsi="Montserrat" w:cs="Readex Pro Light"/>
@@ -437,28 +476,40 @@
               </w:rPr>
               <w:t>Position Title</w:t>
             </w:r>
-          </w:p>
-        </w:tc>
-        <w:tc>
-          <w:tcPr>
-            <w:tcW w:w="7111" w:type="dxa"/>
+            <w:r>
+              <w:rPr>
+                <w:rStyle w:val="Strong"/>
+                <w:rFonts w:ascii="Montserrat" w:hAnsi="Montserrat" w:cs="Readex Pro Light"/>
+                <w:b w:val="0"/>
+                <w:bCs w:val="0"/>
+                <w:sz w:val="16"/>
+                <w:szCs w:val="16"/>
+              </w:rPr>
+              <w:t>:</w:t>
+            </w:r>
+          </w:p>
+        </w:tc>
+        <w:tc>
+          <w:tcPr>
+            <w:tcW w:w="7021" w:type="dxa"/>
             <w:gridSpan w:val="24"/>
             <w:vAlign w:val="center"/>
           </w:tcPr>
           <w:p>
             <w:pPr>
               <w:pStyle w:val="TableParagraph"/>
-              <w:rPr>
-                <w:rFonts w:ascii="Montserrat" w:hAnsi="Montserrat" w:cs="Readex Pro Light"/>
-                <w:sz w:val="16"/>
-                <w:szCs w:val="16"/>
-              </w:rPr>
-            </w:pPr>
-          </w:p>
-        </w:tc>
-        <w:tc>
-          <w:tcPr>
-            <w:tcW w:w="1540" w:type="dxa"/>
+              <w:jc w:val="center"/>
+              <w:rPr>
+                <w:rFonts w:ascii="Montserrat" w:hAnsi="Montserrat" w:cs="Readex Pro Light"/>
+                <w:sz w:val="16"/>
+                <w:szCs w:val="16"/>
+              </w:rPr>
+            </w:pPr>
+          </w:p>
+        </w:tc>
+        <w:tc>
+          <w:tcPr>
+            <w:tcW w:w="1630" w:type="dxa"/>
             <w:vAlign w:val="center"/>
           </w:tcPr>
           <w:p>
@@ -466,7 +517,7 @@
               <w:pStyle w:val="TableParagraph"/>
               <w:bidi/>
               <w:spacing w:before="1"/>
-              <w:ind w:left="444"/>
+              <w:jc w:val="center"/>
               <w:rPr>
                 <w:rFonts w:ascii="Montserrat" w:hAnsi="Montserrat" w:cs="Readex Pro Light"/>
                 <w:w w:val="84"/>
@@ -484,6 +535,15 @@
                 <w:rtl/>
               </w:rPr>
               <w:t>المسمى الوظيفي</w:t>
+            </w:r>
+            <w:r>
+              <w:rPr>
+                <w:rFonts w:ascii="Montserrat" w:hAnsi="Montserrat" w:cs="Readex Pro Light"/>
+                <w:w w:val="84"/>
+                <w:sz w:val="16"/>
+                <w:szCs w:val="16"/>
+              </w:rPr>
+              <w:t>:</w:t>
             </w:r>
           </w:p>
         </w:tc>
@@ -491,7 +551,6 @@
       <w:tr>
         <w:trPr>
           <w:trHeight w:val="360"/>
-          <w:jc w:val="center"/>
         </w:trPr>
         <w:tc>
           <w:tcPr>
@@ -502,7 +561,7 @@
           <w:p>
             <w:pPr>
               <w:pStyle w:val="NoSpacing"/>
-              <w:ind w:left="178"/>
+              <w:jc w:val="center"/>
               <w:rPr>
                 <w:rStyle w:val="Strong"/>
                 <w:rFonts w:ascii="Montserrat" w:hAnsi="Montserrat" w:cs="Readex Pro Light"/>
@@ -523,28 +582,40 @@
               </w:rPr>
               <w:t>Division</w:t>
             </w:r>
-          </w:p>
-        </w:tc>
-        <w:tc>
-          <w:tcPr>
-            <w:tcW w:w="7111" w:type="dxa"/>
+            <w:r>
+              <w:rPr>
+                <w:rStyle w:val="Strong"/>
+                <w:rFonts w:ascii="Montserrat" w:hAnsi="Montserrat" w:cs="Readex Pro Light"/>
+                <w:b w:val="0"/>
+                <w:bCs w:val="0"/>
+                <w:sz w:val="16"/>
+                <w:szCs w:val="16"/>
+              </w:rPr>
+              <w:t>:</w:t>
+            </w:r>
+          </w:p>
+        </w:tc>
+        <w:tc>
+          <w:tcPr>
+            <w:tcW w:w="7021" w:type="dxa"/>
             <w:gridSpan w:val="24"/>
             <w:vAlign w:val="center"/>
           </w:tcPr>
           <w:p>
             <w:pPr>
               <w:pStyle w:val="TableParagraph"/>
-              <w:rPr>
-                <w:rFonts w:ascii="Montserrat" w:hAnsi="Montserrat" w:cs="Readex Pro Light"/>
-                <w:sz w:val="16"/>
-                <w:szCs w:val="16"/>
-              </w:rPr>
-            </w:pPr>
-          </w:p>
-        </w:tc>
-        <w:tc>
-          <w:tcPr>
-            <w:tcW w:w="1540" w:type="dxa"/>
+              <w:jc w:val="center"/>
+              <w:rPr>
+                <w:rFonts w:ascii="Montserrat" w:hAnsi="Montserrat" w:cs="Readex Pro Light"/>
+                <w:sz w:val="16"/>
+                <w:szCs w:val="16"/>
+              </w:rPr>
+            </w:pPr>
+          </w:p>
+        </w:tc>
+        <w:tc>
+          <w:tcPr>
+            <w:tcW w:w="1630" w:type="dxa"/>
             <w:vAlign w:val="center"/>
           </w:tcPr>
           <w:p>
@@ -552,7 +623,7 @@
               <w:pStyle w:val="TableParagraph"/>
               <w:bidi/>
               <w:spacing w:before="1"/>
-              <w:ind w:left="444"/>
+              <w:jc w:val="center"/>
               <w:rPr>
                 <w:rFonts w:ascii="Montserrat" w:hAnsi="Montserrat" w:cs="Readex Pro Light"/>
                 <w:w w:val="84"/>
@@ -572,6 +643,16 @@
                 <w:lang w:bidi="ar-LY"/>
               </w:rPr>
               <w:t>الإدارة</w:t>
+            </w:r>
+            <w:r>
+              <w:rPr>
+                <w:rFonts w:ascii="Montserrat" w:hAnsi="Montserrat" w:cs="Readex Pro Light"/>
+                <w:w w:val="84"/>
+                <w:sz w:val="16"/>
+                <w:szCs w:val="16"/>
+                <w:lang w:bidi="ar-LY"/>
+              </w:rPr>
+              <w:t>:</w:t>
             </w:r>
           </w:p>
         </w:tc>
@@ -579,7 +660,6 @@
       <w:tr>
         <w:trPr>
           <w:trHeight w:val="360"/>
-          <w:jc w:val="center"/>
         </w:trPr>
         <w:tc>
           <w:tcPr>
@@ -590,7 +670,7 @@
           <w:p>
             <w:pPr>
               <w:pStyle w:val="NoSpacing"/>
-              <w:ind w:left="178"/>
+              <w:jc w:val="center"/>
               <w:rPr>
                 <w:rStyle w:val="Strong"/>
                 <w:rFonts w:ascii="Montserrat" w:hAnsi="Montserrat" w:cs="Readex Pro Light"/>
@@ -611,28 +691,40 @@
               </w:rPr>
               <w:t>Department</w:t>
             </w:r>
-          </w:p>
-        </w:tc>
-        <w:tc>
-          <w:tcPr>
-            <w:tcW w:w="7111" w:type="dxa"/>
+            <w:r>
+              <w:rPr>
+                <w:rStyle w:val="Strong"/>
+                <w:rFonts w:ascii="Montserrat" w:hAnsi="Montserrat" w:cs="Readex Pro Light"/>
+                <w:b w:val="0"/>
+                <w:bCs w:val="0"/>
+                <w:sz w:val="16"/>
+                <w:szCs w:val="16"/>
+              </w:rPr>
+              <w:t>:</w:t>
+            </w:r>
+          </w:p>
+        </w:tc>
+        <w:tc>
+          <w:tcPr>
+            <w:tcW w:w="7021" w:type="dxa"/>
             <w:gridSpan w:val="24"/>
             <w:vAlign w:val="center"/>
           </w:tcPr>
           <w:p>
             <w:pPr>
               <w:pStyle w:val="TableParagraph"/>
-              <w:rPr>
-                <w:rFonts w:ascii="Montserrat" w:hAnsi="Montserrat" w:cs="Readex Pro Light"/>
-                <w:sz w:val="16"/>
-                <w:szCs w:val="16"/>
-              </w:rPr>
-            </w:pPr>
-          </w:p>
-        </w:tc>
-        <w:tc>
-          <w:tcPr>
-            <w:tcW w:w="1540" w:type="dxa"/>
+              <w:jc w:val="center"/>
+              <w:rPr>
+                <w:rFonts w:ascii="Montserrat" w:hAnsi="Montserrat" w:cs="Readex Pro Light"/>
+                <w:sz w:val="16"/>
+                <w:szCs w:val="16"/>
+              </w:rPr>
+            </w:pPr>
+          </w:p>
+        </w:tc>
+        <w:tc>
+          <w:tcPr>
+            <w:tcW w:w="1630" w:type="dxa"/>
             <w:vAlign w:val="center"/>
           </w:tcPr>
           <w:p>
@@ -640,7 +732,7 @@
               <w:pStyle w:val="TableParagraph"/>
               <w:bidi/>
               <w:spacing w:before="1"/>
-              <w:ind w:left="444"/>
+              <w:jc w:val="center"/>
               <w:rPr>
                 <w:rFonts w:ascii="Montserrat" w:hAnsi="Montserrat" w:cs="Readex Pro Light"/>
                 <w:w w:val="84"/>
@@ -660,6 +752,16 @@
                 <w:lang w:bidi="ar-LY"/>
               </w:rPr>
               <w:t>القسم</w:t>
+            </w:r>
+            <w:r>
+              <w:rPr>
+                <w:rFonts w:ascii="Montserrat" w:hAnsi="Montserrat" w:cs="Readex Pro Light"/>
+                <w:w w:val="84"/>
+                <w:sz w:val="16"/>
+                <w:szCs w:val="16"/>
+                <w:lang w:bidi="ar-LY"/>
+              </w:rPr>
+              <w:t>:</w:t>
             </w:r>
           </w:p>
         </w:tc>
@@ -667,7 +769,6 @@
       <w:tr>
         <w:trPr>
           <w:trHeight w:val="360"/>
-          <w:jc w:val="center"/>
         </w:trPr>
         <w:tc>
           <w:tcPr>
@@ -678,7 +779,7 @@
           <w:p>
             <w:pPr>
               <w:pStyle w:val="NoSpacing"/>
-              <w:ind w:left="178"/>
+              <w:jc w:val="center"/>
               <w:rPr>
                 <w:rStyle w:val="Strong"/>
                 <w:rFonts w:ascii="Montserrat" w:hAnsi="Montserrat" w:cs="Readex Pro Light"/>
@@ -699,28 +800,40 @@
               </w:rPr>
               <w:t>Working Schedule</w:t>
             </w:r>
-          </w:p>
-        </w:tc>
-        <w:tc>
-          <w:tcPr>
-            <w:tcW w:w="7111" w:type="dxa"/>
+            <w:r>
+              <w:rPr>
+                <w:rStyle w:val="Strong"/>
+                <w:rFonts w:ascii="Montserrat" w:hAnsi="Montserrat" w:cs="Readex Pro Light"/>
+                <w:b w:val="0"/>
+                <w:bCs w:val="0"/>
+                <w:sz w:val="16"/>
+                <w:szCs w:val="16"/>
+              </w:rPr>
+              <w:t>:</w:t>
+            </w:r>
+          </w:p>
+        </w:tc>
+        <w:tc>
+          <w:tcPr>
+            <w:tcW w:w="7021" w:type="dxa"/>
             <w:gridSpan w:val="24"/>
             <w:vAlign w:val="center"/>
           </w:tcPr>
           <w:p>
             <w:pPr>
               <w:pStyle w:val="TableParagraph"/>
-              <w:rPr>
-                <w:rFonts w:ascii="Montserrat" w:hAnsi="Montserrat" w:cs="Readex Pro Light"/>
-                <w:sz w:val="16"/>
-                <w:szCs w:val="16"/>
-              </w:rPr>
-            </w:pPr>
-          </w:p>
-        </w:tc>
-        <w:tc>
-          <w:tcPr>
-            <w:tcW w:w="1540" w:type="dxa"/>
+              <w:jc w:val="center"/>
+              <w:rPr>
+                <w:rFonts w:ascii="Montserrat" w:hAnsi="Montserrat" w:cs="Readex Pro Light"/>
+                <w:sz w:val="16"/>
+                <w:szCs w:val="16"/>
+              </w:rPr>
+            </w:pPr>
+          </w:p>
+        </w:tc>
+        <w:tc>
+          <w:tcPr>
+            <w:tcW w:w="1630" w:type="dxa"/>
             <w:vAlign w:val="center"/>
           </w:tcPr>
           <w:p>
@@ -728,7 +841,7 @@
               <w:pStyle w:val="TableParagraph"/>
               <w:bidi/>
               <w:spacing w:before="1"/>
-              <w:ind w:left="444"/>
+              <w:jc w:val="center"/>
               <w:rPr>
                 <w:rFonts w:ascii="Montserrat" w:hAnsi="Montserrat" w:cs="Readex Pro Light"/>
                 <w:w w:val="84"/>
@@ -748,6 +861,16 @@
                 <w:lang w:bidi="ar-LY"/>
               </w:rPr>
               <w:t>جدول العمل</w:t>
+            </w:r>
+            <w:r>
+              <w:rPr>
+                <w:rFonts w:ascii="Montserrat" w:hAnsi="Montserrat" w:cs="Readex Pro Light"/>
+                <w:w w:val="84"/>
+                <w:sz w:val="16"/>
+                <w:szCs w:val="16"/>
+                <w:lang w:bidi="ar-LY"/>
+              </w:rPr>
+              <w:t>:</w:t>
             </w:r>
           </w:p>
         </w:tc>
@@ -755,7 +878,6 @@
       <w:tr>
         <w:trPr>
           <w:trHeight w:val="153"/>
-          <w:jc w:val="center"/>
         </w:trPr>
         <w:tc>
           <w:tcPr>
@@ -766,7 +888,7 @@
           <w:p>
             <w:pPr>
               <w:pStyle w:val="NoSpacing"/>
-              <w:ind w:left="178"/>
+              <w:jc w:val="center"/>
               <w:rPr>
                 <w:rStyle w:val="Strong"/>
                 <w:rFonts w:ascii="Montserrat" w:hAnsi="Montserrat" w:cs="Readex Pro Light"/>
@@ -974,7 +1096,7 @@
         </w:tc>
         <w:tc>
           <w:tcPr>
-            <w:tcW w:w="1685" w:type="dxa"/>
+            <w:tcW w:w="1595" w:type="dxa"/>
             <w:gridSpan w:val="5"/>
             <w:vAlign w:val="center"/>
           </w:tcPr>
@@ -1003,7 +1125,7 @@
         </w:tc>
         <w:tc>
           <w:tcPr>
-            <w:tcW w:w="1540" w:type="dxa"/>
+            <w:tcW w:w="1630" w:type="dxa"/>
             <w:vAlign w:val="center"/>
           </w:tcPr>
           <w:p>
@@ -1011,7 +1133,7 @@
               <w:pStyle w:val="TableParagraph"/>
               <w:bidi/>
               <w:spacing w:line="290" w:lineRule="exact"/>
-              <w:ind w:left="452"/>
+              <w:jc w:val="center"/>
               <w:rPr>
                 <w:rFonts w:ascii="Montserrat" w:hAnsi="Montserrat" w:cs="Readex Pro Light"/>
                 <w:sz w:val="16"/>
@@ -1034,11 +1156,10 @@
       <w:tr>
         <w:trPr>
           <w:trHeight w:val="292"/>
-          <w:jc w:val="center"/>
         </w:trPr>
         <w:tc>
           <w:tcPr>
-            <w:tcW w:w="5221" w:type="dxa"/>
+            <w:tcW w:w="5220" w:type="dxa"/>
             <w:gridSpan w:val="15"/>
             <w:shd w:val="clear" w:color="auto" w:fill="561B2F"/>
           </w:tcPr>
@@ -1050,6 +1171,7 @@
               </w:tabs>
               <w:bidi/>
               <w:ind w:right="178"/>
+              <w:jc w:val="center"/>
               <w:rPr>
                 <w:rStyle w:val="Strong"/>
                 <w:rFonts w:ascii="Montserrat" w:hAnsi="Montserrat" w:cs="Readex Pro Light"/>
@@ -1068,24 +1190,13 @@
                 <w:sz w:val="16"/>
                 <w:szCs w:val="16"/>
               </w:rPr>
-              <w:tab/>
-            </w:r>
-            <w:r>
-              <w:rPr>
-                <w:rStyle w:val="Strong"/>
-                <w:rFonts w:ascii="Montserrat" w:hAnsi="Montserrat" w:cs="Readex Pro Light"/>
-                <w:b/>
-                <w:bCs/>
-                <w:sz w:val="16"/>
-                <w:szCs w:val="16"/>
-              </w:rPr>
               <w:t>Missing Biometric Log Details</w:t>
             </w:r>
           </w:p>
         </w:tc>
         <w:tc>
           <w:tcPr>
-            <w:tcW w:w="5222" w:type="dxa"/>
+            <w:tcW w:w="5223" w:type="dxa"/>
             <w:gridSpan w:val="12"/>
             <w:shd w:val="clear" w:color="auto" w:fill="561B2F"/>
           </w:tcPr>
@@ -1094,6 +1205,7 @@
               <w:pStyle w:val="BodyText"/>
               <w:bidi/>
               <w:ind w:right="178"/>
+              <w:jc w:val="center"/>
               <w:rPr>
                 <w:rStyle w:val="Strong"/>
                 <w:rFonts w:ascii="Montserrat" w:hAnsi="Montserrat" w:cs="Readex Pro Light"/>
@@ -1113,7 +1225,7 @@
                 <w:szCs w:val="16"/>
                 <w:rtl/>
               </w:rPr>
-              <w:t xml:space="preserve">  تفاصيل تسجيل البصمة المفقودة</w:t>
+              <w:t>تفاصيل تسجيل البصمة المفقودة</w:t>
             </w:r>
           </w:p>
         </w:tc>
@@ -1121,7 +1233,98 @@
       <w:tr>
         <w:trPr>
           <w:trHeight w:val="292"/>
-          <w:jc w:val="center"/>
+        </w:trPr>
+        <w:tc>
+          <w:tcPr>
+            <w:tcW w:w="1792" w:type="dxa"/>
+            <w:gridSpan w:val="2"/>
+            <w:shd w:val="clear" w:color="auto" w:fill="FFFFFF" w:themeFill="background1"/>
+          </w:tcPr>
+          <w:p>
+            <w:pPr>
+              <w:pStyle w:val="BodyText"/>
+              <w:bidi/>
+              <w:ind w:right="178"/>
+              <w:jc w:val="center"/>
+              <w:rPr>
+                <w:rStyle w:val="Strong"/>
+                <w:rFonts w:ascii="Montserrat" w:hAnsi="Montserrat" w:cs="Readex Pro Light"/>
+                <w:sz w:val="16"/>
+                <w:szCs w:val="16"/>
+              </w:rPr>
+            </w:pPr>
+            <w:r>
+              <w:rPr>
+                <w:rStyle w:val="Strong"/>
+                <w:rFonts w:ascii="Montserrat" w:hAnsi="Montserrat" w:cs="Readex Pro Light"/>
+                <w:sz w:val="16"/>
+                <w:szCs w:val="16"/>
+              </w:rPr>
+              <w:t>Date:</w:t>
+            </w:r>
+          </w:p>
+        </w:tc>
+        <w:tc>
+          <w:tcPr>
+            <w:tcW w:w="7021" w:type="dxa"/>
+            <w:gridSpan w:val="24"/>
+            <w:shd w:val="clear" w:color="auto" w:fill="FFFFFF" w:themeFill="background1"/>
+          </w:tcPr>
+          <w:p>
+            <w:pPr>
+              <w:pStyle w:val="BodyText"/>
+              <w:bidi/>
+              <w:ind w:right="178"/>
+              <w:jc w:val="center"/>
+              <w:rPr>
+                <w:rStyle w:val="Strong"/>
+                <w:rFonts w:ascii="Montserrat" w:hAnsi="Montserrat" w:cs="Readex Pro Light" w:hint="cs"/>
+                <w:b/>
+                <w:bCs/>
+                <w:sz w:val="16"/>
+                <w:szCs w:val="16"/>
+                <w:rtl/>
+              </w:rPr>
+            </w:pPr>
+          </w:p>
+        </w:tc>
+        <w:tc>
+          <w:tcPr>
+            <w:tcW w:w="1630" w:type="dxa"/>
+            <w:shd w:val="clear" w:color="auto" w:fill="FFFFFF" w:themeFill="background1"/>
+          </w:tcPr>
+          <w:p>
+            <w:pPr>
+              <w:pStyle w:val="BodyText"/>
+              <w:bidi/>
+              <w:ind w:right="178"/>
+              <w:jc w:val="center"/>
+              <w:rPr>
+                <w:rStyle w:val="Strong"/>
+                <w:rFonts w:ascii="Montserrat" w:hAnsi="Montserrat" w:cs="Readex Pro Light" w:hint="cs"/>
+                <w:sz w:val="16"/>
+                <w:szCs w:val="16"/>
+                <w:rtl/>
+                <w:lang w:bidi="ar-LY"/>
+              </w:rPr>
+            </w:pPr>
+            <w:r>
+              <w:rPr>
+                <w:rStyle w:val="Strong"/>
+                <w:rFonts w:ascii="Montserrat" w:hAnsi="Montserrat" w:cs="Readex Pro Light" w:hint="cs"/>
+                <w:sz w:val="16"/>
+                <w:szCs w:val="16"/>
+                <w:rtl/>
+                <w:lang w:bidi="ar-LY"/>
+              </w:rPr>
+              <w:t>التاريخ:</w:t>
+            </w:r>
+          </w:p>
+        </w:tc>
+      </w:tr>
+      <w:tr>
+        <w:trPr>
+          <w:trHeight w:val="531"/>
         </w:trPr>
         <w:tc>
           <w:tcPr>
@@ -1130,162 +1333,49 @@
             <w:tcBorders>
               <w:right w:val="single" w:sz="4" w:space="0" w:color="auto"/>
             </w:tcBorders>
-            <w:shd w:val="clear" w:color="auto" w:fill="auto"/>
-            <w:vAlign w:val="center"/>
-          </w:tcPr>
-          <w:p>
-            <w:pPr>
-              <w:pStyle w:val="BodyText"/>
-              <w:bidi/>
-              <w:ind w:right="178"/>
-              <w:jc w:val="right"/>
-              <w:rPr>
-                <w:rStyle w:val="Strong"/>
-                <w:rFonts w:ascii="Montserrat" w:hAnsi="Montserrat" w:cs="Readex Pro Light"/>
-                <w:sz w:val="16"/>
-                <w:szCs w:val="16"/>
-              </w:rPr>
-            </w:pPr>
-            <w:r>
-              <w:rPr>
-                <w:rStyle w:val="Strong"/>
-                <w:rFonts w:ascii="Montserrat" w:hAnsi="Montserrat" w:cs="Readex Pro Light"/>
-                <w:sz w:val="16"/>
-                <w:szCs w:val="16"/>
-              </w:rPr>
-              <w:t>Date</w:t>
-            </w:r>
-          </w:p>
-        </w:tc>
-        <w:tc>
-          <w:tcPr>
-            <w:tcW w:w="7111" w:type="dxa"/>
-            <w:gridSpan w:val="24"/>
-            <w:tcBorders>
-              <w:left w:val="single" w:sz="4" w:space="0" w:color="auto"/>
-              <w:right w:val="single" w:sz="4" w:space="0" w:color="auto"/>
-            </w:tcBorders>
-            <w:shd w:val="clear" w:color="auto" w:fill="auto"/>
-            <w:vAlign w:val="center"/>
-          </w:tcPr>
-          <w:p>
-            <w:pPr>
-              <w:pStyle w:val="BodyText"/>
-              <w:bidi/>
-              <w:ind w:right="178"/>
-              <w:jc w:val="center"/>
-              <w:rPr>
-                <w:rStyle w:val="Strong"/>
-                <w:rFonts w:ascii="Montserrat" w:hAnsi="Montserrat" w:cs="Readex Pro Light"/>
-                <w:b/>
-                <w:bCs/>
-                <w:sz w:val="16"/>
-                <w:szCs w:val="16"/>
-              </w:rPr>
-            </w:pPr>
-          </w:p>
-          <w:p>
-            <w:pPr>
-              <w:pStyle w:val="BodyText"/>
-              <w:bidi/>
-              <w:ind w:right="178"/>
-              <w:jc w:val="center"/>
-              <w:rPr>
-                <w:rStyle w:val="Strong"/>
-                <w:rFonts w:ascii="Montserrat" w:hAnsi="Montserrat" w:cs="Readex Pro Light"/>
-                <w:b/>
-                <w:bCs/>
-                <w:sz w:val="16"/>
-                <w:szCs w:val="16"/>
-              </w:rPr>
-            </w:pPr>
-          </w:p>
-          <w:p>
-            <w:pPr>
-              <w:pStyle w:val="BodyText"/>
-              <w:bidi/>
-              <w:ind w:right="178"/>
-              <w:jc w:val="center"/>
-              <w:rPr>
-                <w:rStyle w:val="Strong"/>
-                <w:rFonts w:ascii="Montserrat" w:hAnsi="Montserrat" w:cs="Readex Pro Light"/>
-                <w:b/>
-                <w:bCs/>
-                <w:sz w:val="16"/>
-                <w:szCs w:val="16"/>
-              </w:rPr>
-            </w:pPr>
-          </w:p>
-        </w:tc>
-        <w:tc>
-          <w:tcPr>
-            <w:tcW w:w="1540" w:type="dxa"/>
-            <w:tcBorders>
-              <w:left w:val="single" w:sz="4" w:space="0" w:color="auto"/>
-            </w:tcBorders>
-            <w:shd w:val="clear" w:color="auto" w:fill="auto"/>
-            <w:vAlign w:val="center"/>
-          </w:tcPr>
-          <w:p>
-            <w:pPr>
-              <w:pStyle w:val="BodyText"/>
-              <w:bidi/>
-              <w:ind w:right="1075"/>
-              <w:jc w:val="right"/>
-              <w:rPr>
-                <w:rStyle w:val="Strong"/>
-                <w:rFonts w:ascii="Montserrat" w:hAnsi="Montserrat" w:cs="Readex Pro Light"/>
-                <w:b/>
-                <w:bCs/>
-                <w:sz w:val="16"/>
-                <w:szCs w:val="16"/>
-              </w:rPr>
-            </w:pPr>
-            <w:r>
-              <w:rPr>
-                <w:rFonts w:ascii="Montserrat" w:hAnsi="Montserrat" w:cs="Readex Pro Light"/>
-                <w:b w:val="0"/>
-                <w:bCs w:val="0"/>
-                <w:sz w:val="16"/>
-                <w:szCs w:val="16"/>
-                <w:rtl/>
-              </w:rPr>
-              <w:t>التاريخ</w:t>
-            </w:r>
-          </w:p>
-        </w:tc>
-      </w:tr>
-      <w:tr>
-        <w:trPr>
-          <w:trHeight w:val="531"/>
-          <w:jc w:val="center"/>
-        </w:trPr>
-        <w:tc>
-          <w:tcPr>
-            <w:tcW w:w="1792" w:type="dxa"/>
-            <w:gridSpan w:val="2"/>
-            <w:tcBorders>
-              <w:right w:val="single" w:sz="4" w:space="0" w:color="auto"/>
-            </w:tcBorders>
-            <w:vAlign w:val="center"/>
-          </w:tcPr>
-          <w:p>
-            <w:pPr>
-              <w:pStyle w:val="TableParagraph"/>
-              <w:ind w:left="105"/>
-              <w:rPr>
-                <w:rFonts w:ascii="Montserrat" w:hAnsi="Montserrat" w:cs="Readex Pro Light"/>
-                <w:sz w:val="16"/>
-                <w:szCs w:val="16"/>
-              </w:rPr>
-            </w:pPr>
-            <w:r>
-              <w:rPr>
-                <w:rFonts w:ascii="Montserrat" w:hAnsi="Montserrat" w:cs="Readex Pro Light"/>
-                <w:sz w:val="16"/>
-                <w:szCs w:val="16"/>
-              </w:rPr>
-              <w:t>Type of Missing Record</w:t>
+            <w:vAlign w:val="center"/>
+          </w:tcPr>
+          <w:p>
+            <w:pPr>
+              <w:pStyle w:val="TableParagraph"/>
+              <w:jc w:val="center"/>
+              <w:rPr>
+                <w:rFonts w:ascii="Montserrat" w:hAnsi="Montserrat" w:cs="Readex Pro Light"/>
+                <w:sz w:val="16"/>
+                <w:szCs w:val="16"/>
+              </w:rPr>
+            </w:pPr>
+            <w:r>
+              <w:rPr>
+                <w:rFonts w:ascii="Montserrat" w:hAnsi="Montserrat" w:cs="Readex Pro Light"/>
+                <w:sz w:val="16"/>
+                <w:szCs w:val="16"/>
+              </w:rPr>
+              <w:t xml:space="preserve">Type of Missing </w:t>
+            </w:r>
+            <w:r>
+              <w:rPr>
+                <w:rFonts w:ascii="Montserrat" w:hAnsi="Montserrat" w:cs="Readex Pro Light"/>
+                <w:sz w:val="16"/>
+                <w:szCs w:val="16"/>
+              </w:rPr>
+              <w:t xml:space="preserve">                     </w:t>
+            </w:r>
+            <w:r>
+              <w:rPr>
+                <w:rFonts w:ascii="Montserrat" w:hAnsi="Montserrat" w:cs="Readex Pro Light"/>
+                <w:sz w:val="16"/>
+                <w:szCs w:val="16"/>
+              </w:rPr>
+              <w:t>Record</w:t>
+            </w:r>
+            <w:r>
+              <w:rPr>
+                <w:rFonts w:ascii="Montserrat" w:hAnsi="Montserrat" w:cs="Readex Pro Light"/>
+                <w:sz w:val="16"/>
+                <w:szCs w:val="16"/>
+              </w:rPr>
+              <w:t>:</w:t>
             </w:r>
           </w:p>
         </w:tc>
@@ -1425,6 +1515,7 @@
             <w:pPr>
               <w:pStyle w:val="NoSpacing"/>
               <w:ind w:left="87"/>
+              <w:jc w:val="center"/>
               <w:rPr>
                 <w:rFonts w:ascii="Montserrat" w:hAnsi="Montserrat" w:cs="Readex Pro Light"/>
                 <w:sz w:val="16"/>
@@ -1545,6 +1636,7 @@
             <w:pPr>
               <w:pStyle w:val="NoSpacing"/>
               <w:ind w:left="87"/>
+              <w:jc w:val="center"/>
               <w:rPr>
                 <w:rFonts w:ascii="Montserrat" w:hAnsi="Montserrat" w:cs="Readex Pro Light"/>
                 <w:sz w:val="16"/>
@@ -1617,7 +1709,7 @@
         </w:tc>
         <w:tc>
           <w:tcPr>
-            <w:tcW w:w="791" w:type="dxa"/>
+            <w:tcW w:w="701" w:type="dxa"/>
             <w:gridSpan w:val="2"/>
             <w:tcBorders>
               <w:top w:val="single" w:sz="4" w:space="0" w:color="auto"/>
@@ -1651,7 +1743,7 @@
         </w:tc>
         <w:tc>
           <w:tcPr>
-            <w:tcW w:w="1540" w:type="dxa"/>
+            <w:tcW w:w="1630" w:type="dxa"/>
             <w:tcBorders>
               <w:top w:val="single" w:sz="4" w:space="0" w:color="auto"/>
               <w:left w:val="single" w:sz="4" w:space="0" w:color="auto"/>
@@ -1664,7 +1756,7 @@
             <w:pPr>
               <w:pStyle w:val="TableParagraph"/>
               <w:bidi/>
-              <w:ind w:left="264"/>
+              <w:jc w:val="center"/>
               <w:rPr>
                 <w:rFonts w:ascii="Montserrat" w:hAnsi="Montserrat" w:cs="Readex Pro Light"/>
                 <w:sz w:val="16"/>
@@ -1680,6 +1772,14 @@
                 <w:rtl/>
               </w:rPr>
               <w:t>نوع السجل المفقود</w:t>
+            </w:r>
+            <w:r>
+              <w:rPr>
+                <w:rFonts w:ascii="Montserrat" w:hAnsi="Montserrat" w:cs="Readex Pro Light"/>
+                <w:sz w:val="16"/>
+                <w:szCs w:val="16"/>
+              </w:rPr>
+              <w:t>:</w:t>
             </w:r>
           </w:p>
         </w:tc>
@@ -1687,7 +1787,6 @@
       <w:tr>
         <w:trPr>
           <w:trHeight w:val="531"/>
-          <w:jc w:val="center"/>
         </w:trPr>
         <w:tc>
           <w:tcPr>
@@ -1702,7 +1801,6 @@
           <w:p>
             <w:pPr>
               <w:pStyle w:val="TableParagraph"/>
-              <w:ind w:left="105"/>
               <w:jc w:val="center"/>
               <w:rPr>
                 <w:rStyle w:val="Strong"/>
@@ -1871,6 +1969,7 @@
             <w:pPr>
               <w:pStyle w:val="NoSpacing"/>
               <w:ind w:left="87"/>
+              <w:jc w:val="center"/>
               <w:rPr>
                 <w:rStyle w:val="Strong"/>
                 <w:rFonts w:ascii="Montserrat" w:hAnsi="Montserrat" w:cs="Readex Pro Light"/>
@@ -1892,7 +1991,7 @@
         </w:tc>
         <w:tc>
           <w:tcPr>
-            <w:tcW w:w="1322" w:type="dxa"/>
+            <w:tcW w:w="1115" w:type="dxa"/>
             <w:gridSpan w:val="5"/>
             <w:tcBorders>
               <w:top w:val="single" w:sz="4" w:space="0" w:color="auto"/>
@@ -1938,6 +2037,7 @@
                   <w:rPr>
                     <w:rFonts w:ascii="MS Gothic" w:eastAsia="MS Gothic" w:hAnsi="MS Gothic" w:cs="Readex Pro Light" w:hint="eastAsia"/>
                     <w:b/>
+                    <w:bCs/>
                     <w:sz w:val="16"/>
                     <w:szCs w:val="16"/>
                     <w:lang w:bidi="ar-LY"/>
@@ -1950,7 +2050,7 @@
         </w:tc>
         <w:tc>
           <w:tcPr>
-            <w:tcW w:w="1323" w:type="dxa"/>
+            <w:tcW w:w="1440" w:type="dxa"/>
             <w:gridSpan w:val="3"/>
             <w:tcBorders>
               <w:top w:val="single" w:sz="4" w:space="0" w:color="auto"/>
@@ -1993,7 +2093,7 @@
         </w:tc>
         <w:tc>
           <w:tcPr>
-            <w:tcW w:w="1540" w:type="dxa"/>
+            <w:tcW w:w="1630" w:type="dxa"/>
             <w:vMerge w:val="restart"/>
             <w:tcBorders>
               <w:top w:val="single" w:sz="4" w:space="0" w:color="auto"/>
@@ -2007,7 +2107,7 @@
             <w:pPr>
               <w:pStyle w:val="TableParagraph"/>
               <w:bidi/>
-              <w:ind w:left="264"/>
+              <w:jc w:val="center"/>
               <w:rPr>
                 <w:rStyle w:val="Strong"/>
                 <w:rFonts w:ascii="Montserrat" w:hAnsi="Montserrat" w:cs="Readex Pro Light"/>
@@ -2040,7 +2140,6 @@
       <w:tr>
         <w:trPr>
           <w:trHeight w:val="433"/>
-          <w:jc w:val="center"/>
         </w:trPr>
         <w:tc>
           <w:tcPr>
@@ -2250,7 +2349,7 @@
         </w:tc>
         <w:tc>
           <w:tcPr>
-            <w:tcW w:w="1322" w:type="dxa"/>
+            <w:tcW w:w="1115" w:type="dxa"/>
             <w:gridSpan w:val="5"/>
             <w:tcBorders>
               <w:top w:val="single" w:sz="4" w:space="0" w:color="auto"/>
@@ -2297,6 +2396,7 @@
                   <w:rPr>
                     <w:rFonts w:ascii="MS Gothic" w:eastAsia="MS Gothic" w:hAnsi="MS Gothic" w:cs="Readex Pro Light" w:hint="eastAsia"/>
                     <w:b/>
+                    <w:bCs/>
                     <w:sz w:val="16"/>
                     <w:szCs w:val="16"/>
                     <w:lang w:bidi="ar-LY"/>
@@ -2309,7 +2409,7 @@
         </w:tc>
         <w:tc>
           <w:tcPr>
-            <w:tcW w:w="1323" w:type="dxa"/>
+            <w:tcW w:w="1440" w:type="dxa"/>
             <w:gridSpan w:val="3"/>
             <w:tcBorders>
               <w:top w:val="single" w:sz="4" w:space="0" w:color="auto"/>
@@ -2350,7 +2450,7 @@
         </w:tc>
         <w:tc>
           <w:tcPr>
-            <w:tcW w:w="1540" w:type="dxa"/>
+            <w:tcW w:w="1630" w:type="dxa"/>
             <w:vMerge/>
             <w:tcBorders>
               <w:top w:val="single" w:sz="4" w:space="0" w:color="auto"/>
@@ -2376,11 +2476,10 @@
       <w:tr>
         <w:trPr>
           <w:trHeight w:val="350"/>
-          <w:jc w:val="center"/>
         </w:trPr>
         <w:tc>
           <w:tcPr>
-            <w:tcW w:w="5221" w:type="dxa"/>
+            <w:tcW w:w="5220" w:type="dxa"/>
             <w:gridSpan w:val="15"/>
             <w:shd w:val="clear" w:color="auto" w:fill="561B2F"/>
           </w:tcPr>
@@ -2425,7 +2524,7 @@
         </w:tc>
         <w:tc>
           <w:tcPr>
-            <w:tcW w:w="5222" w:type="dxa"/>
+            <w:tcW w:w="5223" w:type="dxa"/>
             <w:gridSpan w:val="12"/>
             <w:shd w:val="clear" w:color="auto" w:fill="561B2F"/>
           </w:tcPr>
@@ -2472,12 +2571,11 @@
       </w:tr>
       <w:tr>
         <w:trPr>
-          <w:trHeight w:val="108"/>
-          <w:jc w:val="center"/>
+          <w:trHeight w:val="342"/>
         </w:trPr>
         <w:tc>
           <w:tcPr>
-            <w:tcW w:w="5221" w:type="dxa"/>
+            <w:tcW w:w="5220" w:type="dxa"/>
             <w:gridSpan w:val="15"/>
             <w:shd w:val="clear" w:color="auto" w:fill="BFBFBF" w:themeFill="background1" w:themeFillShade="BF"/>
             <w:vAlign w:val="center"/>
@@ -2495,89 +2593,20 @@
             </w:pPr>
             <w:r>
               <w:rPr>
-                <w:rFonts w:ascii="Montserrat" w:hAnsi="Montserrat" w:cs="Readex Pro Light" w:hint="cs"/>
-                <w:sz w:val="16"/>
-                <w:szCs w:val="16"/>
-                <w:rtl/>
-              </w:rPr>
-              <w:t xml:space="preserve">  </w:t>
-            </w:r>
-            <w:r>
-              <w:rPr>
-                <w:rFonts w:ascii="Montserrat" w:hAnsi="Montserrat" w:cs="Readex Pro Light"/>
-                <w:sz w:val="16"/>
-                <w:szCs w:val="16"/>
-              </w:rPr>
-              <w:t>Head</w:t>
-            </w:r>
-            <w:r>
-              <w:rPr>
-                <w:rFonts w:ascii="Montserrat" w:hAnsi="Montserrat" w:cs="Readex Pro Light"/>
-                <w:spacing w:val="-22"/>
-                <w:sz w:val="16"/>
-                <w:szCs w:val="16"/>
-              </w:rPr>
-              <w:t xml:space="preserve"> </w:t>
-            </w:r>
-            <w:r>
-              <w:rPr>
-                <w:rFonts w:ascii="Montserrat" w:hAnsi="Montserrat" w:cs="Readex Pro Light"/>
-                <w:sz w:val="16"/>
-                <w:szCs w:val="16"/>
-              </w:rPr>
-              <w:t>of</w:t>
-            </w:r>
-            <w:r>
-              <w:rPr>
-                <w:rFonts w:ascii="Montserrat" w:hAnsi="Montserrat" w:cs="Readex Pro Light"/>
-                <w:spacing w:val="-14"/>
-                <w:sz w:val="16"/>
-                <w:szCs w:val="16"/>
-              </w:rPr>
-              <w:t xml:space="preserve"> </w:t>
-            </w:r>
-            <w:r>
-              <w:rPr>
-                <w:rFonts w:ascii="Montserrat" w:hAnsi="Montserrat" w:cs="Readex Pro Light"/>
-                <w:sz w:val="16"/>
-                <w:szCs w:val="16"/>
-              </w:rPr>
-              <w:t>Department/</w:t>
-            </w:r>
-            <w:r>
-              <w:rPr>
-                <w:rFonts w:ascii="Montserrat" w:hAnsi="Montserrat" w:cs="Readex Pro Light"/>
-                <w:spacing w:val="-15"/>
-                <w:sz w:val="16"/>
-                <w:szCs w:val="16"/>
-              </w:rPr>
-              <w:t xml:space="preserve"> </w:t>
-            </w:r>
-            <w:r>
-              <w:rPr>
-                <w:rFonts w:ascii="Montserrat" w:hAnsi="Montserrat" w:cs="Readex Pro Light"/>
-                <w:spacing w:val="-2"/>
-                <w:sz w:val="16"/>
-                <w:szCs w:val="16"/>
-              </w:rPr>
-              <w:t>Division</w:t>
-            </w:r>
-          </w:p>
-          <w:p>
-            <w:pPr>
-              <w:rPr>
-                <w:rFonts w:ascii="Montserrat" w:hAnsi="Montserrat" w:cs="Readex Pro Light"/>
-                <w:sz w:val="16"/>
-                <w:szCs w:val="16"/>
-              </w:rPr>
-            </w:pPr>
-          </w:p>
-        </w:tc>
-        <w:tc>
-          <w:tcPr>
-            <w:tcW w:w="5222" w:type="dxa"/>
+                <w:rFonts w:ascii="Montserrat" w:hAnsi="Montserrat" w:cs="Readex Pro Light"/>
+                <w:sz w:val="16"/>
+                <w:szCs w:val="16"/>
+              </w:rPr>
+              <w:t>Head of department / division</w:t>
+            </w:r>
+          </w:p>
+        </w:tc>
+        <w:tc>
+          <w:tcPr>
+            <w:tcW w:w="5223" w:type="dxa"/>
             <w:gridSpan w:val="12"/>
             <w:shd w:val="clear" w:color="auto" w:fill="BFBFBF" w:themeFill="background1" w:themeFillShade="BF"/>
+            <w:vAlign w:val="center"/>
           </w:tcPr>
           <w:p>
             <w:pPr>
@@ -2590,15 +2619,6 @@
                 <w:lang w:bidi="ar-LY"/>
               </w:rPr>
             </w:pPr>
-            <w:r>
-              <w:rPr>
-                <w:rFonts w:ascii="Montserrat" w:hAnsi="Montserrat" w:cs="Readex Pro Light" w:hint="cs"/>
-                <w:sz w:val="16"/>
-                <w:szCs w:val="16"/>
-                <w:rtl/>
-              </w:rPr>
-              <w:t xml:space="preserve">  </w:t>
-            </w:r>
             <w:r>
               <w:rPr>
                 <w:rFonts w:ascii="Montserrat" w:hAnsi="Montserrat" w:cs="Readex Pro Light" w:hint="cs"/>
@@ -2634,11 +2654,10 @@
       <w:tr>
         <w:trPr>
           <w:trHeight w:val="405"/>
-          <w:jc w:val="center"/>
         </w:trPr>
         <w:tc>
           <w:tcPr>
-            <w:tcW w:w="1740" w:type="dxa"/>
+            <w:tcW w:w="1739" w:type="dxa"/>
             <w:vAlign w:val="center"/>
           </w:tcPr>
           <w:p>
@@ -2810,7 +2829,7 @@
         </w:tc>
         <w:tc>
           <w:tcPr>
-            <w:tcW w:w="1741" w:type="dxa"/>
+            <w:tcW w:w="1742" w:type="dxa"/>
             <w:gridSpan w:val="2"/>
             <w:vAlign w:val="center"/>
           </w:tcPr>
@@ -2839,7 +2858,6 @@
       <w:tr>
         <w:trPr>
           <w:trHeight w:val="405"/>
-          <w:jc w:val="center"/>
         </w:trPr>
         <w:tc>
           <w:tcPr>
@@ -2973,7 +2991,6 @@
       <w:tr>
         <w:trPr>
           <w:trHeight w:val="618"/>
-          <w:jc w:val="center"/>
         </w:trPr>
         <w:tc>
           <w:tcPr>
@@ -2998,11 +3015,10 @@
       <w:tr>
         <w:trPr>
           <w:trHeight w:val="350"/>
-          <w:jc w:val="center"/>
         </w:trPr>
         <w:tc>
           <w:tcPr>
-            <w:tcW w:w="5221" w:type="dxa"/>
+            <w:tcW w:w="5220" w:type="dxa"/>
             <w:gridSpan w:val="15"/>
             <w:shd w:val="clear" w:color="auto" w:fill="561B2F"/>
           </w:tcPr>
@@ -3059,7 +3075,7 @@
         </w:tc>
         <w:tc>
           <w:tcPr>
-            <w:tcW w:w="5222" w:type="dxa"/>
+            <w:tcW w:w="5223" w:type="dxa"/>
             <w:gridSpan w:val="12"/>
             <w:shd w:val="clear" w:color="auto" w:fill="561B2F"/>
           </w:tcPr>
@@ -3094,11 +3110,10 @@
       <w:tr>
         <w:trPr>
           <w:trHeight w:val="720"/>
-          <w:jc w:val="center"/>
         </w:trPr>
         <w:tc>
           <w:tcPr>
-            <w:tcW w:w="3419" w:type="dxa"/>
+            <w:tcW w:w="3418" w:type="dxa"/>
             <w:gridSpan w:val="7"/>
             <w:vAlign w:val="center"/>
           </w:tcPr>
@@ -3110,15 +3125,15 @@
               <w:jc w:val="center"/>
               <w:rPr>
                 <w:rFonts w:ascii="Montserrat" w:hAnsi="Montserrat" w:cs="Readex Pro Light"/>
-                <w:b/>
-                <w:sz w:val="16"/>
-                <w:szCs w:val="16"/>
-              </w:rPr>
-            </w:pPr>
-            <w:r>
-              <w:rPr>
-                <w:rFonts w:ascii="Montserrat" w:hAnsi="Montserrat" w:cs="Readex Pro Light"/>
-                <w:b/>
+                <w:bCs/>
+                <w:sz w:val="16"/>
+                <w:szCs w:val="16"/>
+              </w:rPr>
+            </w:pPr>
+            <w:r>
+              <w:rPr>
+                <w:rFonts w:ascii="Montserrat" w:hAnsi="Montserrat" w:cs="Readex Pro Light"/>
+                <w:bCs/>
                 <w:sz w:val="16"/>
                 <w:szCs w:val="16"/>
               </w:rPr>
@@ -3127,7 +3142,7 @@
             <w:r>
               <w:rPr>
                 <w:rFonts w:ascii="Montserrat" w:hAnsi="Montserrat" w:cs="Readex Pro Light"/>
-                <w:b/>
+                <w:bCs/>
                 <w:spacing w:val="-15"/>
                 <w:sz w:val="16"/>
                 <w:szCs w:val="16"/>
@@ -3137,7 +3152,7 @@
             <w:r>
               <w:rPr>
                 <w:rFonts w:ascii="Montserrat" w:hAnsi="Montserrat" w:cs="Readex Pro Light"/>
-                <w:b/>
+                <w:bCs/>
                 <w:sz w:val="16"/>
                 <w:szCs w:val="16"/>
               </w:rPr>
@@ -3147,13 +3162,14 @@
         </w:tc>
         <w:tc>
           <w:tcPr>
-            <w:tcW w:w="4693" w:type="dxa"/>
+            <w:tcW w:w="4694" w:type="dxa"/>
             <w:gridSpan w:val="17"/>
             <w:vAlign w:val="center"/>
           </w:tcPr>
           <w:p>
             <w:pPr>
               <w:pStyle w:val="TableParagraph"/>
+              <w:jc w:val="center"/>
               <w:rPr>
                 <w:rFonts w:ascii="Montserrat" w:hAnsi="Montserrat" w:cs="Readex Pro Light"/>
                 <w:sz w:val="16"/>
@@ -3261,8 +3277,8 @@
       </w:pPr>
     </w:p>
     <w:sectPr>
-      <w:headerReference w:type="default" r:id="rId6"/>
-      <w:footerReference w:type="default" r:id="rId7"/>
+      <w:headerReference w:type="default" r:id="rId7"/>
+      <w:footerReference w:type="default" r:id="rId8"/>
       <w:type w:val="continuous"/>
       <w:pgSz w:w="11910" w:h="16840"/>
       <w:pgMar w:top="260" w:right="566" w:bottom="880" w:left="0" w:header="0" w:footer="689" w:gutter="0"/>
@@ -3303,111 +3319,6 @@
         <w:sz w:val="20"/>
       </w:rPr>
     </w:pPr>
-    <w:r>
-      <w:rPr>
-        <w:b w:val="0"/>
-        <w:noProof/>
-        <w:sz w:val="20"/>
-      </w:rPr>
-      <mc:AlternateContent>
-        <mc:Choice Requires="wps">
-          <w:drawing>
-            <wp:anchor distT="0" distB="0" distL="0" distR="0" simplePos="0" relativeHeight="487435264" behindDoc="1" locked="0" layoutInCell="1" allowOverlap="1" wp14:anchorId="44EF6E6C" wp14:editId="306BFB67">
-              <wp:simplePos x="0" y="0"/>
-              <wp:positionH relativeFrom="page">
-                <wp:posOffset>7040574</wp:posOffset>
-              </wp:positionH>
-              <wp:positionV relativeFrom="page">
-                <wp:posOffset>10115146</wp:posOffset>
-              </wp:positionV>
-              <wp:extent cx="102870" cy="211454"/>
-              <wp:effectExtent l="0" t="0" r="0" b="0"/>
-              <wp:wrapNone/>
-              <wp:docPr id="1" name="Textbox 1"/>
-              <wp:cNvGraphicFramePr>
-                <a:graphicFrameLocks xmlns:a="http://schemas.openxmlformats.org/drawingml/2006/main"/>
-              </wp:cNvGraphicFramePr>
-              <a:graphic xmlns:a="http://schemas.openxmlformats.org/drawingml/2006/main">
-                <a:graphicData uri="http://schemas.microsoft.com/office/word/2010/wordprocessingShape">
-                  <wps:wsp>
-                    <wps:cNvSpPr txBox="1">
-                      <a:spLocks/>
-                    </wps:cNvSpPr>
-                    <wps:spPr>
-                      <a:xfrm>
-                        <a:off x="0" y="0"/>
-                        <a:ext cx="102870" cy="211454"/>
-                      </a:xfrm>
-                      <a:prstGeom prst="rect">
-                        <a:avLst/>
-                      </a:prstGeom>
-                    </wps:spPr>
-                    <wps:txbx>
-                      <w:txbxContent>
-                        <w:p>
-                          <w:pPr>
-                            <w:spacing w:before="20"/>
-                            <w:ind w:left="20"/>
-                            <w:rPr>
-                              <w:rFonts w:ascii="Calibri"/>
-                              <w:sz w:val="24"/>
-                            </w:rPr>
-                          </w:pPr>
-                          <w:r>
-                            <w:rPr>
-                              <w:rFonts w:ascii="Calibri"/>
-                              <w:spacing w:val="-10"/>
-                              <w:sz w:val="24"/>
-                            </w:rPr>
-                            <w:t>1</w:t>
-                          </w:r>
-                        </w:p>
-                      </w:txbxContent>
-                    </wps:txbx>
-                    <wps:bodyPr wrap="square" lIns="0" tIns="0" rIns="0" bIns="0" rtlCol="0">
-                      <a:noAutofit/>
-                    </wps:bodyPr>
-                  </wps:wsp>
-                </a:graphicData>
-              </a:graphic>
-            </wp:anchor>
-          </w:drawing>
-        </mc:Choice>
-        <mc:Fallback>
-          <w:pict>
-            <v:shapetype w14:anchorId="44EF6E6C" id="_x0000_t202" coordsize="21600,21600" o:spt="202" path="m,l,21600r21600,l21600,xe">
-              <v:stroke joinstyle="miter"/>
-              <v:path gradientshapeok="t" o:connecttype="rect"/>
-            </v:shapetype>
-            <v:shape id="Textbox 1" o:spid="_x0000_s1026" type="#_x0000_t202" style="position:absolute;margin-left:554.4pt;margin-top:796.45pt;width:8.1pt;height:16.65pt;z-index:-15881216;visibility:visible;mso-wrap-style:square;mso-wrap-distance-left:0;mso-wrap-distance-top:0;mso-wrap-distance-right:0;mso-wrap-distance-bottom:0;mso-position-horizontal:absolute;mso-position-horizontal-relative:page;mso-position-vertical:absolute;mso-position-vertical-relative:page;v-text-anchor:top" o:gfxdata="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" filled="f" stroked="f">
-              <v:textbox inset="0,0,0,0">
-                <w:txbxContent>
-                  <w:p>
-                    <w:pPr>
-                      <w:spacing w:before="20"/>
-                      <w:ind w:left="20"/>
-                      <w:rPr>
-                        <w:rFonts w:ascii="Calibri"/>
-                        <w:sz w:val="24"/>
-                      </w:rPr>
-                    </w:pPr>
-                    <w:r>
-                      <w:rPr>
-                        <w:rFonts w:ascii="Calibri"/>
-                        <w:spacing w:val="-10"/>
-                        <w:sz w:val="24"/>
-                      </w:rPr>
-                      <w:t>1</w:t>
-                    </w:r>
-                  </w:p>
-                </w:txbxContent>
-              </v:textbox>
-              <w10:wrap anchorx="page" anchory="page"/>
-            </v:shape>
-          </w:pict>
-        </mc:Fallback>
-      </mc:AlternateContent>
-    </w:r>
   </w:p>
 </w:ftr>
 </file>
@@ -3447,6 +3358,148 @@
     <w:pPr>
       <w:pStyle w:val="Header"/>
     </w:pPr>
+    <w:r>
+      <w:rPr>
+        <w:noProof/>
+        <w:rtl/>
+        <w:lang w:val="ar-SA"/>
+      </w:rPr>
+      <mc:AlternateContent>
+        <mc:Choice Requires="wpg">
+          <w:drawing>
+            <wp:anchor distT="0" distB="0" distL="114300" distR="114300" simplePos="0" relativeHeight="251658240" behindDoc="0" locked="0" layoutInCell="1" allowOverlap="1" wp14:anchorId="3010FD5F" wp14:editId="4400DF3E">
+              <wp:simplePos x="0" y="0"/>
+              <wp:positionH relativeFrom="column">
+                <wp:posOffset>428129</wp:posOffset>
+              </wp:positionH>
+              <wp:positionV relativeFrom="paragraph">
+                <wp:posOffset>133247</wp:posOffset>
+              </wp:positionV>
+              <wp:extent cx="6456405" cy="803649"/>
+              <wp:effectExtent l="0" t="0" r="1905" b="0"/>
+              <wp:wrapNone/>
+              <wp:docPr id="2" name="Group 2"/>
+              <wp:cNvGraphicFramePr/>
+              <a:graphic xmlns:a="http://schemas.openxmlformats.org/drawingml/2006/main">
+                <a:graphicData uri="http://schemas.microsoft.com/office/word/2010/wordprocessingGroup">
+                  <wpg:wgp>
+                    <wpg:cNvGrpSpPr/>
+                    <wpg:grpSpPr>
+                      <a:xfrm>
+                        <a:off x="0" y="0"/>
+                        <a:ext cx="6456405" cy="803649"/>
+                        <a:chOff x="0" y="0"/>
+                        <a:chExt cx="6218945" cy="803649"/>
+                      </a:xfrm>
+                    </wpg:grpSpPr>
+                    <pic:pic xmlns:pic="http://schemas.openxmlformats.org/drawingml/2006/picture">
+                      <pic:nvPicPr>
+                        <pic:cNvPr id="3" name="Picture 3"/>
+                        <pic:cNvPicPr/>
+                      </pic:nvPicPr>
+                      <pic:blipFill>
+                        <a:blip r:embed="rId1"/>
+                        <a:stretch>
+                          <a:fillRect/>
+                        </a:stretch>
+                      </pic:blipFill>
+                      <pic:spPr>
+                        <a:xfrm>
+                          <a:off x="2769628" y="0"/>
+                          <a:ext cx="638175" cy="771525"/>
+                        </a:xfrm>
+                        <a:prstGeom prst="rect">
+                          <a:avLst/>
+                        </a:prstGeom>
+                      </pic:spPr>
+                    </pic:pic>
+                    <pic:pic xmlns:pic="http://schemas.openxmlformats.org/drawingml/2006/picture">
+                      <pic:nvPicPr>
+                        <pic:cNvPr id="4" name="Picture 4"/>
+                        <pic:cNvPicPr/>
+                      </pic:nvPicPr>
+                      <pic:blipFill>
+                        <a:blip r:embed="rId2"/>
+                        <a:stretch>
+                          <a:fillRect/>
+                        </a:stretch>
+                      </pic:blipFill>
+                      <pic:spPr>
+                        <a:xfrm>
+                          <a:off x="5333120" y="42284"/>
+                          <a:ext cx="885825" cy="761365"/>
+                        </a:xfrm>
+                        <a:prstGeom prst="rect">
+                          <a:avLst/>
+                        </a:prstGeom>
+                      </pic:spPr>
+                    </pic:pic>
+                    <pic:pic xmlns:pic="http://schemas.openxmlformats.org/drawingml/2006/picture">
+                      <pic:nvPicPr>
+                        <pic:cNvPr id="5" name="Picture 5"/>
+                        <pic:cNvPicPr/>
+                      </pic:nvPicPr>
+                      <pic:blipFill>
+                        <a:blip r:embed="rId3"/>
+                        <a:stretch>
+                          <a:fillRect/>
+                        </a:stretch>
+                      </pic:blipFill>
+                      <pic:spPr>
+                        <a:xfrm>
+                          <a:off x="0" y="21142"/>
+                          <a:ext cx="1190625" cy="780415"/>
+                        </a:xfrm>
+                        <a:prstGeom prst="rect">
+                          <a:avLst/>
+                        </a:prstGeom>
+                      </pic:spPr>
+                    </pic:pic>
+                  </wpg:wgp>
+                </a:graphicData>
+              </a:graphic>
+              <wp14:sizeRelH relativeFrom="margin">
+                <wp14:pctWidth>0</wp14:pctWidth>
+              </wp14:sizeRelH>
+            </wp:anchor>
+          </w:drawing>
+        </mc:Choice>
+        <mc:Fallback>
+          <w:pict>
+            <v:group w14:anchorId="4CCDE18D" id="Group 2" o:spid="_x0000_s1026" style="position:absolute;margin-left:33.7pt;margin-top:10.5pt;width:508.4pt;height:63.3pt;z-index:251658240;mso-width-relative:margin" coordsize="62189,8036" o:gfxdata="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">
+              <v:shapetype id="_x0000_t75" coordsize="21600,21600" o:spt="75" o:preferrelative="t" path="m@4@5l@4@11@9@11@9@5xe" filled="f" stroked="f">
+                <v:stroke joinstyle="miter"/>
+                <v:formulas>
+                  <v:f eqn="if lineDrawn pixelLineWidth 0"/>
+                  <v:f eqn="sum @0 1 0"/>
+                  <v:f eqn="sum 0 0 @1"/>
+                  <v:f eqn="prod @2 1 2"/>
+                  <v:f eqn="prod @3 21600 pixelWidth"/>
+                  <v:f eqn="prod @3 21600 pixelHeight"/>
+                  <v:f eqn="sum @0 0 1"/>
+                  <v:f eqn="prod @6 1 2"/>
+                  <v:f eqn="prod @7 21600 pixelWidth"/>
+                  <v:f eqn="sum @8 21600 0"/>
+                  <v:f eqn="prod @7 21600 pixelHeight"/>
+                  <v:f eqn="sum @10 21600 0"/>
+                </v:formulas>
+                <v:path o:extrusionok="f" gradientshapeok="t" o:connecttype="rect"/>
+                <o:lock v:ext="edit" aspectratio="t"/>
+              </v:shapetype>
+              <v:shape id="Picture 3" o:spid="_x0000_s1027" type="#_x0000_t75" style="position:absolute;left:27696;width:6382;height:7715;visibility:visible;mso-wrap-style:square" o:gfxdata="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">
+                <v:imagedata r:id="rId4" o:title=""/>
+              </v:shape>
+              <v:shape id="Picture 4" o:spid="_x0000_s1028" type="#_x0000_t75" style="position:absolute;left:53331;top:422;width:8858;height:7614;visibility:visible;mso-wrap-style:square" o:gfxdata="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">
+                <v:imagedata r:id="rId5" o:title=""/>
+              </v:shape>
+              <v:shape id="Picture 5" o:spid="_x0000_s1029" type="#_x0000_t75" style="position:absolute;top:211;width:11906;height:7804;visibility:visible;mso-wrap-style:square" o:gfxdata="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">
+                <v:imagedata r:id="rId6" o:title=""/>
+              </v:shape>
+            </v:group>
+          </w:pict>
+        </mc:Fallback>
+      </mc:AlternateContent>
+    </w:r>
   </w:p>
   <w:p>
     <w:pPr>
@@ -4318,4 +4371,16 @@
   <a:objectDefaults/>
   <a:extraClrSchemeLst/>
 </a:theme>
+</file>
+
+<file path=customXml/item1.xml><?xml version="1.0" encoding="utf-8"?>
+<b:Sources xmlns:b="http://schemas.openxmlformats.org/officeDocument/2006/bibliography" xmlns="http://schemas.openxmlformats.org/officeDocument/2006/bibliography" SelectedStyle="\APASixthEditionOfficeOnline.xsl" StyleName="APA" Version="6"/>
+</file>
+
+<file path=customXml/itemProps1.xml><?xml version="1.0" encoding="utf-8"?>
+<ds:datastoreItem xmlns:ds="http://schemas.openxmlformats.org/officeDocument/2006/customXml" ds:itemID="{378C2206-7000-4AEA-865E-1C2A582254EB}">
+  <ds:schemaRefs>
+    <ds:schemaRef ds:uri="http://schemas.openxmlformats.org/officeDocument/2006/bibliography"/>
+  </ds:schemaRefs>
+</ds:datastoreItem>
 </file>